--- a/courseware/LG-Microsoft Azure Fundamentals (AZ-900).docx
+++ b/courseware/LG-Microsoft Azure Fundamentals (AZ-900).docx
@@ -338,7 +338,7 @@
         <w:rPr>
           <w:sz w:val="21"/>
         </w:rPr>
-        <w:t>Welcome! This Learner Guide takes you step-by-step through the hands-on labs in the WSQ Microsoft Azure Fundamentals (AZ-900) course. Learners use Azure Portal, Azure Cloud Shell and Azure web tools to practise the concepts required for AZ-900.</w:t>
+        <w:t>Welcome! This Step-by-step lab guide takes you through the hands-on labs in the WSQ Microsoft Azure Fundamentals (AZ-900) course. Learners use Azure Portal, Azure Cloud Shell and Azure web tools to practise the concepts required for AZ-900.</w:t>
       </w:r>
     </w:p>
     <w:p>
